--- a/220512321-张煜坤-个性化在线购物广告推荐系统开发与设计（一审论文）.docx
+++ b/220512321-张煜坤-个性化在线购物广告推荐系统开发与设计（一审论文）.docx
@@ -21498,7 +21498,7 @@
           <w:color w:val="000000"/>
           <w:lang w:eastAsia="zh-CN"/>
         </w:rPr>
-        <w:t>3.</w:t>
+        <w:t>3.4.6 系统安全</w:t>
       </w:r>
       <w:r>
         <w:rPr>
@@ -21506,7 +21506,6 @@
           <w:color w:val="000000"/>
           <w:lang w:eastAsia="zh-CN"/>
         </w:rPr>
-        <w:t>4.6</w:t>
       </w:r>
       <w:r>
         <w:rPr>
@@ -21514,7 +21513,6 @@
           <w:color w:val="000000"/>
           <w:lang w:eastAsia="zh-CN"/>
         </w:rPr>
-        <w:t xml:space="preserve"> </w:t>
       </w:r>
       <w:r>
         <w:rPr>
@@ -21522,7 +21520,6 @@
           <w:color w:val="000000"/>
           <w:lang w:eastAsia="zh-CN"/>
         </w:rPr>
-        <w:t>系统安全</w:t>
       </w:r>
       <w:r>
         <w:rPr>
@@ -21530,7 +21527,6 @@
           <w:color w:val="000000"/>
           <w:lang w:eastAsia="zh-CN"/>
         </w:rPr>
-        <w:t>与数据</w:t>
       </w:r>
       <w:r>
         <w:rPr>
@@ -21538,7 +21534,6 @@
           <w:color w:val="000000"/>
           <w:lang w:eastAsia="zh-CN"/>
         </w:rPr>
-        <w:t>设计</w:t>
       </w:r>
       <w:bookmarkEnd w:id="63"/>
     </w:p>
@@ -21553,13 +21548,12 @@
         <w:rPr>
           <w:lang w:eastAsia="zh-CN"/>
         </w:rPr>
-        <w:t>系统安全设计包括认证、授权、数据保护这三个方面安全设计，认证、授权、数据保护这三个方面的系统安全设计都在内</w:t>
-      </w:r>
-      <w:r>
-        <w:rPr>
-          <w:lang w:eastAsia="zh-CN"/>
-        </w:rPr>
-        <w:t>：</w:t>
+        <w:t>系统安全设计涵盖身份认证、密码安全与角色授权三个方面，分别从访问主体的身份核验、敏感数据的存储保护和接口权限的精细管控三个层面保障系统的安全性，具体设计如下：</w:t>
+      </w:r>
+      <w:r>
+        <w:rPr>
+          <w:lang w:eastAsia="zh-CN"/>
+        </w:rPr>
       </w:r>
     </w:p>
     <w:p>
@@ -21912,6 +21906,7 @@
     </w:p>
     <w:p>
       <w:pPr>
+        <w:pStyle w:val="31"/>
         <w:ind w:firstLineChars="200" w:firstLine="480"/>
         <w:rPr>
           <w:lang w:eastAsia="zh-CN"/>
@@ -21921,146 +21916,122 @@
         <w:rPr>
           <w:lang w:eastAsia="zh-CN"/>
         </w:rPr>
-        <w:lastRenderedPageBreak/>
-        <w:t>为了检验系统的功能以及展示推荐的效果，系统提供了种子数据生成脚本，可以自动生成接近真实的模拟数据。创建</w:t>
-      </w:r>
-      <w:r>
-        <w:rPr>
-          <w:lang w:eastAsia="zh-CN"/>
-        </w:rPr>
-        <w:t>100</w:t>
-      </w:r>
-      <w:r>
-        <w:rPr>
-          <w:lang w:eastAsia="zh-CN"/>
-        </w:rPr>
-        <w:t>个用户，其中包括一名管理员、十个商家和</w:t>
-      </w:r>
-      <w:r>
-        <w:rPr>
-          <w:lang w:eastAsia="zh-CN"/>
-        </w:rPr>
-        <w:t>89</w:t>
-      </w:r>
-      <w:r>
-        <w:rPr>
-          <w:lang w:eastAsia="zh-CN"/>
-        </w:rPr>
-        <w:t>个消费者，消费者的活跃度评分随机分布于</w:t>
-      </w:r>
-      <w:r>
-        <w:rPr>
-          <w:lang w:eastAsia="zh-CN"/>
-        </w:rPr>
-        <w:t>0</w:t>
-      </w:r>
-      <w:r>
-        <w:rPr>
-          <w:lang w:eastAsia="zh-CN"/>
-        </w:rPr>
-        <w:t>到</w:t>
-      </w:r>
-      <w:r>
-        <w:rPr>
-          <w:lang w:eastAsia="zh-CN"/>
-        </w:rPr>
-        <w:t>100</w:t>
-      </w:r>
-      <w:r>
-        <w:rPr>
-          <w:lang w:eastAsia="zh-CN"/>
-        </w:rPr>
-        <w:t>之间，以体现真实用户的活跃度分布。商品数据用</w:t>
-      </w:r>
-      <w:r>
-        <w:rPr>
-          <w:lang w:eastAsia="zh-CN"/>
-        </w:rPr>
-        <w:t>10</w:t>
-      </w:r>
-      <w:r>
-        <w:rPr>
-          <w:lang w:eastAsia="zh-CN"/>
-        </w:rPr>
-        <w:t>个品类、</w:t>
-      </w:r>
-      <w:r>
-        <w:rPr>
-          <w:lang w:eastAsia="zh-CN"/>
-        </w:rPr>
-        <w:t>10</w:t>
-      </w:r>
-      <w:r>
-        <w:rPr>
-          <w:lang w:eastAsia="zh-CN"/>
-        </w:rPr>
-        <w:t>个修饰词、</w:t>
-      </w:r>
-      <w:r>
-        <w:rPr>
-          <w:lang w:eastAsia="zh-CN"/>
-        </w:rPr>
-        <w:t>10</w:t>
-      </w:r>
-      <w:r>
-        <w:rPr>
-          <w:lang w:eastAsia="zh-CN"/>
-        </w:rPr>
-        <w:t>个商品名组合成</w:t>
-      </w:r>
-      <w:r>
-        <w:rPr>
-          <w:lang w:eastAsia="zh-CN"/>
-        </w:rPr>
-        <w:t>1000</w:t>
-      </w:r>
-      <w:r>
-        <w:rPr>
-          <w:lang w:eastAsia="zh-CN"/>
-        </w:rPr>
-        <w:t>件中文商品，品类有电子产品、服装鞋帽、图书音像等</w:t>
-      </w:r>
-      <w:r>
-        <w:rPr>
-          <w:lang w:eastAsia="zh-CN"/>
-        </w:rPr>
-        <w:t>10</w:t>
-      </w:r>
-      <w:r>
-        <w:rPr>
-          <w:lang w:eastAsia="zh-CN"/>
-        </w:rPr>
-        <w:t>大类，价格随机分布在</w:t>
-      </w:r>
-      <w:r>
-        <w:rPr>
-          <w:lang w:eastAsia="zh-CN"/>
-        </w:rPr>
-        <w:t>9.9</w:t>
-      </w:r>
-      <w:r>
-        <w:rPr>
-          <w:lang w:eastAsia="zh-CN"/>
-        </w:rPr>
-        <w:t>元到</w:t>
-      </w:r>
-      <w:r>
-        <w:rPr>
-          <w:lang w:eastAsia="zh-CN"/>
-        </w:rPr>
-        <w:t>2999</w:t>
-      </w:r>
-      <w:r>
-        <w:rPr>
-          <w:lang w:eastAsia="zh-CN"/>
-        </w:rPr>
-        <w:t>元之间</w:t>
-      </w:r>
-      <w:r>
-        <w:rPr>
-          <w:lang w:eastAsia="zh-CN"/>
-        </w:rPr>
-        <w:t>。</w:t>
+        <w:t>3.4.7 数据集来源</w:t>
+      </w:r>
+      <w:r>
+        <w:rPr>
+          <w:lang w:eastAsia="zh-CN"/>
+        </w:rPr>
+      </w:r>
+      <w:r>
+        <w:rPr>
+          <w:lang w:eastAsia="zh-CN"/>
+        </w:rPr>
+      </w:r>
+      <w:r>
+        <w:rPr>
+          <w:lang w:eastAsia="zh-CN"/>
+        </w:rPr>
+      </w:r>
+      <w:r>
+        <w:rPr>
+          <w:lang w:eastAsia="zh-CN"/>
+        </w:rPr>
+      </w:r>
+      <w:r>
+        <w:rPr>
+          <w:lang w:eastAsia="zh-CN"/>
+        </w:rPr>
+      </w:r>
+      <w:r>
+        <w:rPr>
+          <w:lang w:eastAsia="zh-CN"/>
+        </w:rPr>
+      </w:r>
+      <w:r>
+        <w:rPr>
+          <w:lang w:eastAsia="zh-CN"/>
+        </w:rPr>
+      </w:r>
+      <w:r>
+        <w:rPr>
+          <w:lang w:eastAsia="zh-CN"/>
+        </w:rPr>
+      </w:r>
+      <w:r>
+        <w:rPr>
+          <w:lang w:eastAsia="zh-CN"/>
+        </w:rPr>
+      </w:r>
+      <w:r>
+        <w:rPr>
+          <w:lang w:eastAsia="zh-CN"/>
+        </w:rPr>
+      </w:r>
+      <w:r>
+        <w:rPr>
+          <w:lang w:eastAsia="zh-CN"/>
+        </w:rPr>
+      </w:r>
+      <w:r>
+        <w:rPr>
+          <w:lang w:eastAsia="zh-CN"/>
+        </w:rPr>
+      </w:r>
+      <w:r>
+        <w:rPr>
+          <w:lang w:eastAsia="zh-CN"/>
+        </w:rPr>
+      </w:r>
+      <w:r>
+        <w:rPr>
+          <w:lang w:eastAsia="zh-CN"/>
+        </w:rPr>
+      </w:r>
+      <w:r>
+        <w:rPr>
+          <w:lang w:eastAsia="zh-CN"/>
+        </w:rPr>
+      </w:r>
+      <w:r>
+        <w:rPr>
+          <w:lang w:eastAsia="zh-CN"/>
+        </w:rPr>
+      </w:r>
+      <w:r>
+        <w:rPr>
+          <w:lang w:eastAsia="zh-CN"/>
+        </w:rPr>
+      </w:r>
+      <w:r>
+        <w:rPr>
+          <w:lang w:eastAsia="zh-CN"/>
+        </w:rPr>
+      </w:r>
+      <w:r>
+        <w:rPr>
+          <w:lang w:eastAsia="zh-CN"/>
+        </w:rPr>
+      </w:r>
+      <w:r>
+        <w:rPr>
+          <w:lang w:eastAsia="zh-CN"/>
+        </w:rPr>
+      </w:r>
+      <w:r>
+        <w:rPr>
+          <w:lang w:eastAsia="zh-CN"/>
+        </w:rPr>
+      </w:r>
+      <w:r>
+        <w:rPr>
+          <w:lang w:eastAsia="zh-CN"/>
+        </w:rPr>
+      </w:r>
+      <w:r>
+        <w:rPr>
+          <w:lang w:eastAsia="zh-CN"/>
+        </w:rPr>
       </w:r>
     </w:p>
     <w:p>
@@ -22074,157 +22045,132 @@
         <w:rPr>
           <w:lang w:eastAsia="zh-CN"/>
         </w:rPr>
-        <w:t>行为数据有</w:t>
-      </w:r>
-      <w:r>
-        <w:rPr>
-          <w:lang w:eastAsia="zh-CN"/>
-        </w:rPr>
-        <w:t>12000</w:t>
-      </w:r>
-      <w:r>
-        <w:rPr>
-          <w:lang w:eastAsia="zh-CN"/>
-        </w:rPr>
-        <w:t>条，按照</w:t>
-      </w:r>
-      <w:r>
-        <w:rPr>
-          <w:lang w:eastAsia="zh-CN"/>
-        </w:rPr>
-        <w:t>40%</w:t>
-      </w:r>
-      <w:r>
-        <w:rPr>
-          <w:lang w:eastAsia="zh-CN"/>
-        </w:rPr>
-        <w:t>、</w:t>
-      </w:r>
-      <w:r>
-        <w:rPr>
-          <w:lang w:eastAsia="zh-CN"/>
-        </w:rPr>
-        <w:t>25%</w:t>
-      </w:r>
-      <w:r>
-        <w:rPr>
-          <w:lang w:eastAsia="zh-CN"/>
-        </w:rPr>
-        <w:t>、</w:t>
-      </w:r>
-      <w:r>
-        <w:rPr>
-          <w:lang w:eastAsia="zh-CN"/>
-        </w:rPr>
-        <w:t>15%</w:t>
-      </w:r>
-      <w:r>
-        <w:rPr>
-          <w:lang w:eastAsia="zh-CN"/>
-        </w:rPr>
-        <w:t>、</w:t>
-      </w:r>
-      <w:r>
-        <w:rPr>
-          <w:lang w:eastAsia="zh-CN"/>
-        </w:rPr>
-        <w:t>10%</w:t>
-      </w:r>
-      <w:r>
-        <w:rPr>
-          <w:lang w:eastAsia="zh-CN"/>
-        </w:rPr>
-        <w:t>、</w:t>
-      </w:r>
-      <w:r>
-        <w:rPr>
-          <w:lang w:eastAsia="zh-CN"/>
-        </w:rPr>
-        <w:t>10%</w:t>
-      </w:r>
-      <w:r>
-        <w:rPr>
-          <w:lang w:eastAsia="zh-CN"/>
-        </w:rPr>
-        <w:t>的比例分成浏览、点击、加购、购买、搜索这五个行为类别，历时大约为</w:t>
-      </w:r>
-      <w:r>
-        <w:rPr>
-          <w:lang w:eastAsia="zh-CN"/>
-        </w:rPr>
-        <w:t>30</w:t>
-      </w:r>
-      <w:r>
-        <w:rPr>
-          <w:lang w:eastAsia="zh-CN"/>
-        </w:rPr>
-        <w:t>天，可以再现真实的用户操作以及时间衰减的情况。社区数据有</w:t>
-      </w:r>
-      <w:r>
-        <w:rPr>
-          <w:lang w:eastAsia="zh-CN"/>
-        </w:rPr>
-        <w:t>600</w:t>
-      </w:r>
-      <w:r>
-        <w:rPr>
-          <w:lang w:eastAsia="zh-CN"/>
-        </w:rPr>
-        <w:t>条商品评价，分为</w:t>
-      </w:r>
-      <w:r>
-        <w:rPr>
-          <w:lang w:eastAsia="zh-CN"/>
-        </w:rPr>
-        <w:t>1</w:t>
-      </w:r>
-      <w:r>
-        <w:rPr>
-          <w:lang w:eastAsia="zh-CN"/>
-        </w:rPr>
-        <w:t>到</w:t>
-      </w:r>
-      <w:r>
-        <w:rPr>
-          <w:lang w:eastAsia="zh-CN"/>
-        </w:rPr>
-        <w:t>5</w:t>
-      </w:r>
-      <w:r>
-        <w:rPr>
-          <w:lang w:eastAsia="zh-CN"/>
-        </w:rPr>
-        <w:t>星级评价以及中文字的评价文本，同时又有</w:t>
-      </w:r>
-      <w:r>
-        <w:rPr>
-          <w:lang w:eastAsia="zh-CN"/>
-        </w:rPr>
-        <w:t>20</w:t>
-      </w:r>
-      <w:r>
-        <w:rPr>
-          <w:lang w:eastAsia="zh-CN"/>
-        </w:rPr>
-        <w:t>条广告，分别为英文标题和促销宣传语的组合，另外还有</w:t>
-      </w:r>
-      <w:r>
-        <w:rPr>
-          <w:lang w:eastAsia="zh-CN"/>
-        </w:rPr>
-        <w:t>350</w:t>
-      </w:r>
-      <w:r>
-        <w:rPr>
-          <w:lang w:eastAsia="zh-CN"/>
-        </w:rPr>
-        <w:t>份订单的记录</w:t>
-      </w:r>
-      <w:r>
-        <w:rPr>
-          <w:lang w:eastAsia="zh-CN"/>
-        </w:rPr>
-        <w:t>。</w:t>
+        <w:t>本系统的实验数据来源于公开数据集 Amazon Reviews 2023（McAuley Lab，美国加州大学圣地亚哥分校），并选取其中的 Health &amp; Personal Care（健康与个护）品类。该数据集提供真实的商品信息（标题、价格、所属分类、描述、店铺）、真实的用户、真实的 1—5 星评分与评论文本，以及带有真实时间戳的用户—商品交互记录，能够较为真实地反映在线购物场景下用户的行为与偏好。由于原始数据在用户侧高度稀疏（多数用户仅有一条评论），系统采用非对称 k-core 过滤进行采样：仅保留评论数不少于 5 的商品与交互次数不少于 3 的用户，并迭代收敛，以保证协同过滤所需的交互稠密度；同时按用户对评论时间线进行重定基，使其落入近期时间窗口，从而保留每位用户真实的行为节奏并支撑基于时间衰减的活跃度计算。</w:t>
+      </w:r>
+      <w:r>
+        <w:rPr>
+          <w:lang w:eastAsia="zh-CN"/>
+        </w:rPr>
+      </w:r>
+      <w:r>
+        <w:rPr>
+          <w:lang w:eastAsia="zh-CN"/>
+        </w:rPr>
+      </w:r>
+      <w:r>
+        <w:rPr>
+          <w:lang w:eastAsia="zh-CN"/>
+        </w:rPr>
+      </w:r>
+      <w:r>
+        <w:rPr>
+          <w:lang w:eastAsia="zh-CN"/>
+        </w:rPr>
+      </w:r>
+      <w:r>
+        <w:rPr>
+          <w:lang w:eastAsia="zh-CN"/>
+        </w:rPr>
+      </w:r>
+      <w:r>
+        <w:rPr>
+          <w:lang w:eastAsia="zh-CN"/>
+        </w:rPr>
+      </w:r>
+      <w:r>
+        <w:rPr>
+          <w:lang w:eastAsia="zh-CN"/>
+        </w:rPr>
+      </w:r>
+      <w:r>
+        <w:rPr>
+          <w:lang w:eastAsia="zh-CN"/>
+        </w:rPr>
+      </w:r>
+      <w:r>
+        <w:rPr>
+          <w:lang w:eastAsia="zh-CN"/>
+        </w:rPr>
+      </w:r>
+      <w:r>
+        <w:rPr>
+          <w:lang w:eastAsia="zh-CN"/>
+        </w:rPr>
+      </w:r>
+      <w:r>
+        <w:rPr>
+          <w:lang w:eastAsia="zh-CN"/>
+        </w:rPr>
+      </w:r>
+      <w:r>
+        <w:rPr>
+          <w:lang w:eastAsia="zh-CN"/>
+        </w:rPr>
+      </w:r>
+      <w:r>
+        <w:rPr>
+          <w:lang w:eastAsia="zh-CN"/>
+        </w:rPr>
+      </w:r>
+      <w:r>
+        <w:rPr>
+          <w:lang w:eastAsia="zh-CN"/>
+        </w:rPr>
+      </w:r>
+      <w:r>
+        <w:rPr>
+          <w:lang w:eastAsia="zh-CN"/>
+        </w:rPr>
+      </w:r>
+      <w:r>
+        <w:rPr>
+          <w:lang w:eastAsia="zh-CN"/>
+        </w:rPr>
+      </w:r>
+      <w:r>
+        <w:rPr>
+          <w:lang w:eastAsia="zh-CN"/>
+        </w:rPr>
+      </w:r>
+      <w:r>
+        <w:rPr>
+          <w:lang w:eastAsia="zh-CN"/>
+        </w:rPr>
+      </w:r>
+      <w:r>
+        <w:rPr>
+          <w:lang w:eastAsia="zh-CN"/>
+        </w:rPr>
+      </w:r>
+      <w:r>
+        <w:rPr>
+          <w:lang w:eastAsia="zh-CN"/>
+        </w:rPr>
+      </w:r>
+      <w:r>
+        <w:rPr>
+          <w:lang w:eastAsia="zh-CN"/>
+        </w:rPr>
+      </w:r>
+      <w:r>
+        <w:rPr>
+          <w:lang w:eastAsia="zh-CN"/>
+        </w:rPr>
+      </w:r>
+      <w:r>
+        <w:rPr>
+          <w:lang w:eastAsia="zh-CN"/>
+        </w:rPr>
+      </w:r>
+      <w:r>
+        <w:rPr>
+          <w:lang w:eastAsia="zh-CN"/>
+        </w:rPr>
+      </w:r>
+      <w:r>
+        <w:rPr>
+          <w:lang w:eastAsia="zh-CN"/>
+        </w:rPr>
       </w:r>
     </w:p>
     <w:p>
@@ -22240,7 +22186,7 @@
         <w:rPr>
           <w:lang w:eastAsia="zh-CN"/>
         </w:rPr>
-        <w:br w:type="page"/>
+        <w:t>经上述处理，最终构建的实验数据集包含 11 个商品分类、624 件商品、853 名消费者、5026 条真实评价、12242 条用户行为记录以及 783 笔订单；其中商品价格以数据集中的真实价格为准，少量缺失价格按同类商品价格的中位数补全。该数据集在保留真实性的同时规模适中，可完整支撑推荐引擎、用户活跃度评分与广告频控等模块的功能验证与效果演示。</w:t>
       </w:r>
     </w:p>
     <w:p>

--- a/220512321-张煜坤-个性化在线购物广告推荐系统开发与设计（一审论文）.docx
+++ b/220512321-张煜坤-个性化在线购物广告推荐系统开发与设计（一审论文）.docx
@@ -35421,6 +35421,38 @@
     <w:p>
       <w:pPr>
         <w:pStyle w:val="21"/>
+      </w:pPr>
+      <w:r>
+        <w:t>5.5 个性化推荐效果验证</w:t>
+      </w:r>
+    </w:p>
+    <w:p>
+      <w:pPr/>
+      <w:r>
+        <w:t>为验证系统能够有效地根据每位用户的个人行为特征与社区数据进行个性化推荐，本节在真实数据集（624 件商品、853 名消费者）上对推荐引擎进行效果验证。验证基于用户的行为数据（浏览、加购、购买以及社区评价等，其中社区评价作为重要的社区反馈信号被纳入用户—商品交互矩阵）运行推荐引擎（UserCF 与 ItemCF 多路召回结合 MMR 重排），为用户生成 Top-N 个性化推荐，并从“个性化程度”与“个人兴趣相关性”两个方面进行量化评估。</w:t>
+      </w:r>
+    </w:p>
+    <w:p>
+      <w:pPr/>
+      <w:r>
+        <w:t>1. 个性化程度。选取 6 名历史主兴趣品类各不相同的代表性用户，统计其 Top-10 推荐列表两两之间的重合度（Jaccard 相似度）。结果显示平均重合度仅为 4.0%，即约 96% 的推荐内容因人而异，说明推荐结果高度依赖于每位用户的个人行为，而非千人一面的统一榜单。例如，历史主兴趣为护肤（Skin Care）的用户，其推荐结果中有 90% 落在该用户曾经交互过的品类范围内。</w:t>
+      </w:r>
+    </w:p>
+    <w:p>
+      <w:pPr/>
+      <w:r>
+        <w:t>2. 个人兴趣相关性。采用推荐系统通用的留一法（Leave-One-Out）评估：对 395 名具有足够交互记录的用户，分别隐藏其偏好强度最高的一次交互，由引擎依据该用户的其余行为重新生成推荐，再检验被隐藏的商品能否被召回。结果 Hit@10 达到 12.9%、Hit@20 达到 17.7%，而随机推荐的 Hit@10 基线仅约 1.6%，前者约为后者的 8 倍。这表明引擎能够依据用户个人的历史行为，有效地召回该用户真正感兴趣的商品。</w:t>
+      </w:r>
+    </w:p>
+    <w:p>
+      <w:pPr/>
+      <w:r>
+        <w:t>综合上述两项指标，推荐结果既高度因人而异（个性化程度高），又与用户的真实兴趣显著相关（命中率远高于随机基线），从而验证了系统能够有效地根据每位用户的个人行为特征与社区数据进行个性化的商品推荐。</w:t>
+      </w:r>
+    </w:p>
+    <w:p>
+      <w:pPr>
+        <w:pStyle w:val="21"/>
         <w:keepNext w:val="0"/>
         <w:keepLines w:val="0"/>
         <w:widowControl w:val="0"/>
@@ -35447,7 +35479,7 @@
           <w:szCs w:val="24"/>
           <w:lang w:eastAsia="zh-CN"/>
         </w:rPr>
-        <w:t>5</w:t>
+        <w:t>5.6 测试结果汇总</w:t>
       </w:r>
       <w:r>
         <w:rPr>
@@ -35458,7 +35490,6 @@
           <w:szCs w:val="24"/>
           <w:lang w:eastAsia="zh-CN"/>
         </w:rPr>
-        <w:t xml:space="preserve">.5 </w:t>
       </w:r>
       <w:r>
         <w:rPr>
@@ -35469,7 +35500,6 @@
           <w:szCs w:val="24"/>
           <w:lang w:eastAsia="zh-CN"/>
         </w:rPr>
-        <w:t>测试结果汇总</w:t>
       </w:r>
       <w:bookmarkEnd w:id="93"/>
     </w:p>

--- a/220512321-张煜坤-个性化在线购物广告推荐系统开发与设计（一审论文）.docx
+++ b/220512321-张煜坤-个性化在线购物广告推荐系统开发与设计（一审论文）.docx
@@ -34869,74 +34869,63 @@
         <w:rPr>
           <w:lang w:eastAsia="zh-CN"/>
         </w:rPr>
-        <w:t>性能测试主要是对系统核心接口的响应时间做性能测试工作，满足设计要求。在种子数据环境下的测试中（商品</w:t>
-      </w:r>
-      <w:r>
-        <w:rPr>
-          <w:lang w:eastAsia="zh-CN"/>
-        </w:rPr>
-        <w:t>1000</w:t>
-      </w:r>
-      <w:r>
-        <w:rPr>
-          <w:lang w:eastAsia="zh-CN"/>
-        </w:rPr>
-        <w:t>件、用户</w:t>
-      </w:r>
-      <w:r>
-        <w:rPr>
-          <w:lang w:eastAsia="zh-CN"/>
-        </w:rPr>
-        <w:t>100</w:t>
-      </w:r>
-      <w:r>
-        <w:rPr>
-          <w:lang w:eastAsia="zh-CN"/>
-        </w:rPr>
-        <w:t>个、行为记录</w:t>
-      </w:r>
-      <w:r>
-        <w:rPr>
-          <w:lang w:eastAsia="zh-CN"/>
-        </w:rPr>
-        <w:t>12000</w:t>
-      </w:r>
-      <w:r>
-        <w:rPr>
-          <w:lang w:eastAsia="zh-CN"/>
-        </w:rPr>
-        <w:t>条），对于每一个接口都进行了</w:t>
-      </w:r>
-      <w:r>
-        <w:rPr>
-          <w:lang w:eastAsia="zh-CN"/>
-        </w:rPr>
-        <w:t>10</w:t>
-      </w:r>
-      <w:r>
-        <w:rPr>
-          <w:lang w:eastAsia="zh-CN"/>
-        </w:rPr>
-        <w:t>次请求，并把每一次请求的时间作为接口的性能指标。在测试过程中去掉第一次请求中的冷启动时间，也就是数据库连接创建、模型加载的时间，从第二次请求开始计时。如表</w:t>
-      </w:r>
-      <w:r>
-        <w:rPr>
-          <w:lang w:eastAsia="zh-CN"/>
-        </w:rPr>
-        <w:t>5.2</w:t>
-      </w:r>
-      <w:r>
-        <w:rPr>
-          <w:lang w:eastAsia="zh-CN"/>
-        </w:rPr>
-        <w:t>所示</w:t>
+        <w:t>性能测试主要是对系统核心接口的响应时间做性能测试工作，满足设计要求。在种子数据环境下的测试中（商品624件、用户853个、行为记录12242条），对于每一个接口都进行了10次请求，并把每一次请求的时间作为接口的性能指标。在测试过程中去掉第一次请求中的冷启动时间，也就是数据库连接创建、模型加载的时间，从第二次请求开始计时。如表5.2所示。</w:t>
+      </w:r>
+      <w:r>
+        <w:rPr>
+          <w:lang w:eastAsia="zh-CN"/>
+        </w:rPr>
+      </w:r>
+      <w:r>
+        <w:rPr>
+          <w:lang w:eastAsia="zh-CN"/>
+        </w:rPr>
+      </w:r>
+      <w:r>
+        <w:rPr>
+          <w:lang w:eastAsia="zh-CN"/>
+        </w:rPr>
+      </w:r>
+      <w:r>
+        <w:rPr>
+          <w:lang w:eastAsia="zh-CN"/>
+        </w:rPr>
+      </w:r>
+      <w:r>
+        <w:rPr>
+          <w:lang w:eastAsia="zh-CN"/>
+        </w:rPr>
+      </w:r>
+      <w:r>
+        <w:rPr>
+          <w:lang w:eastAsia="zh-CN"/>
+        </w:rPr>
+      </w:r>
+      <w:r>
+        <w:rPr>
+          <w:lang w:eastAsia="zh-CN"/>
+        </w:rPr>
+      </w:r>
+      <w:r>
+        <w:rPr>
+          <w:lang w:eastAsia="zh-CN"/>
+        </w:rPr>
+      </w:r>
+      <w:r>
+        <w:rPr>
+          <w:lang w:eastAsia="zh-CN"/>
+        </w:rPr>
+      </w:r>
+      <w:r>
+        <w:rPr>
+          <w:lang w:eastAsia="zh-CN"/>
+        </w:rPr>
       </w:r>
       <w:r>
         <w:rPr>
           <w:rFonts w:hint="eastAsia"/>
           <w:lang w:eastAsia="zh-CN"/>
         </w:rPr>
-        <w:t>。</w:t>
       </w:r>
     </w:p>
     <w:p>
@@ -36764,55 +36753,47 @@
         <w:rPr>
           <w:lang w:eastAsia="zh-CN"/>
         </w:rPr>
-        <w:t xml:space="preserve">4. </w:t>
-      </w:r>
-      <w:r>
-        <w:rPr>
-          <w:lang w:eastAsia="zh-CN"/>
-        </w:rPr>
-        <w:t>性能基准。推荐接口对</w:t>
-      </w:r>
-      <w:r>
-        <w:rPr>
-          <w:lang w:eastAsia="zh-CN"/>
-        </w:rPr>
-        <w:t>100</w:t>
-      </w:r>
-      <w:r>
-        <w:rPr>
-          <w:lang w:eastAsia="zh-CN"/>
-        </w:rPr>
-        <w:t>个商品测试数据集的响应时间都小于</w:t>
-      </w:r>
-      <w:r>
-        <w:rPr>
-          <w:lang w:eastAsia="zh-CN"/>
-        </w:rPr>
-        <w:t>500ms</w:t>
-      </w:r>
-      <w:r>
-        <w:rPr>
-          <w:lang w:eastAsia="zh-CN"/>
-        </w:rPr>
-        <w:t>，符合设计的要求。在实际部署的时候可以利用</w:t>
-      </w:r>
-      <w:r>
-        <w:rPr>
-          <w:lang w:eastAsia="zh-CN"/>
-        </w:rPr>
-        <w:t>Redis</w:t>
-      </w:r>
-      <w:r>
-        <w:rPr>
-          <w:lang w:eastAsia="zh-CN"/>
-        </w:rPr>
-        <w:t>来缓存推荐的结果和用户的活跃度，从而减小响应的延迟</w:t>
-      </w:r>
-      <w:r>
-        <w:rPr>
-          <w:lang w:eastAsia="zh-CN"/>
-        </w:rPr>
-        <w:t>。</w:t>
+        <w:t>4. 性能基准。推荐接口对624个商品的数据集的响应时间都小于500ms，符合设计的要求。在实际部署的时候可以利用Redis来缓存推荐的结果和用户的活跃度，从而减小响应的延迟。</w:t>
+      </w:r>
+      <w:r>
+        <w:rPr>
+          <w:lang w:eastAsia="zh-CN"/>
+        </w:rPr>
+      </w:r>
+      <w:r>
+        <w:rPr>
+          <w:lang w:eastAsia="zh-CN"/>
+        </w:rPr>
+      </w:r>
+      <w:r>
+        <w:rPr>
+          <w:lang w:eastAsia="zh-CN"/>
+        </w:rPr>
+      </w:r>
+      <w:r>
+        <w:rPr>
+          <w:lang w:eastAsia="zh-CN"/>
+        </w:rPr>
+      </w:r>
+      <w:r>
+        <w:rPr>
+          <w:lang w:eastAsia="zh-CN"/>
+        </w:rPr>
+      </w:r>
+      <w:r>
+        <w:rPr>
+          <w:lang w:eastAsia="zh-CN"/>
+        </w:rPr>
+      </w:r>
+      <w:r>
+        <w:rPr>
+          <w:lang w:eastAsia="zh-CN"/>
+        </w:rPr>
+      </w:r>
+      <w:r>
+        <w:rPr>
+          <w:lang w:eastAsia="zh-CN"/>
+        </w:rPr>
       </w:r>
     </w:p>
     <w:p>

--- a/220512321-张煜坤-个性化在线购物广告推荐系统开发与设计（一审论文）.docx
+++ b/220512321-张煜坤-个性化在线购物广告推荐系统开发与设计（一审论文）.docx
@@ -8779,6 +8779,27 @@
         </w:rPr>
         <w:t>。</w:t>
       </w:r>
+      <w:r>
+        <w:t>Wu等同样对大语言模型用于推荐进行了系统综述，将相关方法归纳为判别式与生成式两类范式</w:t>
+      </w:r>
+      <w:r>
+        <w:rPr>
+          <w:vertAlign w:val="superscript"/>
+        </w:rPr>
+        <w:t>[18]</w:t>
+      </w:r>
+      <w:r>
+        <w:t>；针对用户行为序列建模，Yoon等综述了基于深度学习的序列推荐系统从当前趋势到新视角的演进</w:t>
+      </w:r>
+      <w:r>
+        <w:rPr>
+          <w:vertAlign w:val="superscript"/>
+        </w:rPr>
+        <w:t>[20]</w:t>
+      </w:r>
+      <w:r>
+        <w:t>。</w:t>
+      </w:r>
     </w:p>
     <w:p>
       <w:pPr>
@@ -8827,192 +8848,60 @@
         </w:rPr>
       </w:pPr>
       <w:proofErr w:type="gramStart"/>
-      <w:r>
-        <w:rPr>
-          <w:lang w:eastAsia="zh-CN"/>
-        </w:rPr>
-        <w:t>广告频控的</w:t>
-      </w:r>
       <w:proofErr w:type="gramEnd"/>
-      <w:r>
-        <w:rPr>
-          <w:lang w:eastAsia="zh-CN"/>
-        </w:rPr>
-        <w:t>研究由原来的固定的阈值向智能化的方向发展。</w:t>
-      </w:r>
-      <w:r>
-        <w:rPr>
-          <w:lang w:eastAsia="zh-CN"/>
-        </w:rPr>
-        <w:t>Ogundele</w:t>
-      </w:r>
-      <w:r>
-        <w:rPr>
-          <w:lang w:eastAsia="zh-CN"/>
-        </w:rPr>
-        <w:t>等对广告点击率预测算法做了全面的综述，认为传统的算法是固定的参数（比如</w:t>
-      </w:r>
       <w:proofErr w:type="gramStart"/>
-      <w:r>
-        <w:rPr>
-          <w:lang w:eastAsia="zh-CN"/>
-        </w:rPr>
-        <w:t>每用户</w:t>
-      </w:r>
       <w:proofErr w:type="gramEnd"/>
-      <w:r>
-        <w:rPr>
-          <w:lang w:eastAsia="zh-CN"/>
-        </w:rPr>
-        <w:t>每天最多</w:t>
-      </w:r>
-      <w:r>
-        <w:rPr>
-          <w:lang w:eastAsia="zh-CN"/>
-        </w:rPr>
-        <w:t>N</w:t>
-      </w:r>
-      <w:r>
-        <w:rPr>
-          <w:lang w:eastAsia="zh-CN"/>
-        </w:rPr>
-        <w:t>次），没有个性化的特点</w:t>
+      <w:proofErr w:type="gramStart"/>
+      <w:proofErr w:type="gramEnd"/>
+      <w:proofErr w:type="gramStart"/>
+      <w:proofErr w:type="gramEnd"/>
+      <w:r>
+        <w:t>广告频控的研究由原来的固定的阈值向智能化的方向发展。Ogundele等对广告点击率预测算法做了全面的综述，认为传统的算法是固定的参数（比如每用户每天最多N次），没有个性化的特点</w:t>
       </w:r>
       <w:r>
         <w:rPr>
           <w:vertAlign w:val="superscript"/>
-          <w:lang w:eastAsia="zh-CN"/>
-        </w:rPr>
-        <w:fldChar w:fldCharType="begin"/>
+        </w:rPr>
+        <w:t>[6]</w:t>
+      </w:r>
+      <w:r>
+        <w:t>。近些年来，有关研究用强化学习动态调节广告的展示频次与投放分配</w:t>
       </w:r>
       <w:r>
         <w:rPr>
           <w:vertAlign w:val="superscript"/>
-          <w:lang w:eastAsia="zh-CN"/>
-        </w:rPr>
-        <w:instrText xml:space="preserve"> REF _Ref230087157 \r \h  \* MERGEFORMAT </w:instrText>
+        </w:rPr>
+        <w:t>[17]</w:t>
+      </w:r>
+      <w:r>
+        <w:t>，或从广告疲劳度（ad fatigue）的角度结合展示频次与新近度特征建模用户的耐受曲线</w:t>
       </w:r>
       <w:r>
         <w:rPr>
           <w:vertAlign w:val="superscript"/>
-          <w:lang w:eastAsia="zh-CN"/>
-        </w:rPr>
+        </w:rPr>
+        <w:t>[16]</w:t>
+      </w:r>
+      <w:r>
+        <w:t>；在赞助搜索场景下，亦有研究提出ROI约束下的最优在线广告分配方法</w:t>
       </w:r>
       <w:r>
         <w:rPr>
           <w:vertAlign w:val="superscript"/>
-          <w:lang w:eastAsia="zh-CN"/>
-        </w:rPr>
-        <w:fldChar w:fldCharType="separate"/>
+        </w:rPr>
+        <w:t>[19]</w:t>
+      </w:r>
+      <w:r>
+        <w:t>。赵文婷等人的研究发现，社交在线购物平台用户留存的影响因素中，社区互动对留存率有显著的正向作用</w:t>
       </w:r>
       <w:r>
         <w:rPr>
           <w:vertAlign w:val="superscript"/>
-          <w:lang w:eastAsia="zh-CN"/>
-        </w:rPr>
-        <w:t>[6]</w:t>
-      </w:r>
-      <w:r>
-        <w:rPr>
-          <w:vertAlign w:val="superscript"/>
-          <w:lang w:eastAsia="zh-CN"/>
-        </w:rPr>
-        <w:fldChar w:fldCharType="end"/>
-      </w:r>
-      <w:r>
-        <w:rPr>
-          <w:lang w:eastAsia="zh-CN"/>
-        </w:rPr>
-        <w:t>。近些年来，有关研究用强化学习动态调节展示频次，或者从广告疲劳度的角度来建模用户的耐受曲线。赵文婷等人的研究发现，社交在线购物平台用户留存的影响因素中，社区互动对留存率有显著的正向作用</w:t>
-      </w:r>
-      <w:r>
-        <w:rPr>
-          <w:vertAlign w:val="superscript"/>
-          <w:lang w:eastAsia="zh-CN"/>
-        </w:rPr>
-        <w:fldChar w:fldCharType="begin"/>
-      </w:r>
-      <w:r>
-        <w:rPr>
-          <w:vertAlign w:val="superscript"/>
-          <w:lang w:eastAsia="zh-CN"/>
-        </w:rPr>
-        <w:instrText xml:space="preserve"> REF _Ref230087172 \r \h  \* MERGEFORMAT </w:instrText>
-      </w:r>
-      <w:r>
-        <w:rPr>
-          <w:vertAlign w:val="superscript"/>
-          <w:lang w:eastAsia="zh-CN"/>
-        </w:rPr>
-      </w:r>
-      <w:r>
-        <w:rPr>
-          <w:vertAlign w:val="superscript"/>
-          <w:lang w:eastAsia="zh-CN"/>
-        </w:rPr>
-        <w:fldChar w:fldCharType="separate"/>
-      </w:r>
-      <w:r>
-        <w:rPr>
-          <w:vertAlign w:val="superscript"/>
-          <w:lang w:eastAsia="zh-CN"/>
-        </w:rPr>
-        <w:t>[</w:t>
-      </w:r>
-      <w:r>
-        <w:rPr>
-          <w:vertAlign w:val="superscript"/>
-          <w:lang w:eastAsia="zh-CN"/>
-        </w:rPr>
-        <w:t>7</w:t>
-      </w:r>
-      <w:r>
-        <w:rPr>
-          <w:vertAlign w:val="superscript"/>
-          <w:lang w:eastAsia="zh-CN"/>
-        </w:rPr>
-        <w:t>]</w:t>
-      </w:r>
-      <w:r>
-        <w:rPr>
-          <w:vertAlign w:val="superscript"/>
-          <w:lang w:eastAsia="zh-CN"/>
-        </w:rPr>
-        <w:fldChar w:fldCharType="end"/>
-      </w:r>
-      <w:r>
-        <w:rPr>
-          <w:lang w:eastAsia="zh-CN"/>
-        </w:rPr>
-        <w:t>。但是现有的研究大多以广告上下文的行为数据为基础，很少把社区互动数据加入</w:t>
-      </w:r>
-      <w:proofErr w:type="gramStart"/>
-      <w:r>
-        <w:rPr>
-          <w:lang w:eastAsia="zh-CN"/>
-        </w:rPr>
-        <w:t>到频控决策</w:t>
-      </w:r>
-      <w:proofErr w:type="gramEnd"/>
-      <w:r>
-        <w:rPr>
-          <w:lang w:eastAsia="zh-CN"/>
-        </w:rPr>
-        <w:t>当中。本文的创新之处在于把社区行为当作用户活跃度信号加入</w:t>
-      </w:r>
-      <w:proofErr w:type="gramStart"/>
-      <w:r>
-        <w:rPr>
-          <w:lang w:eastAsia="zh-CN"/>
-        </w:rPr>
-        <w:t>到频控</w:t>
-      </w:r>
-      <w:proofErr w:type="gramEnd"/>
-      <w:r>
-        <w:rPr>
-          <w:lang w:eastAsia="zh-CN"/>
-        </w:rPr>
-        <w:t>机制当中。</w:t>
+        </w:rPr>
+        <w:t>[7]</w:t>
+      </w:r>
+      <w:r>
+        <w:t>。但是现有的研究大多以广告上下文的行为数据为基础，很少把社区互动数据加入到频控决策当中。本文的创新之处在于把社区行为当作用户活跃度信号加入到频控机制当中。</w:t>
       </w:r>
     </w:p>
     <w:p>
@@ -55029,6 +54918,446 @@
           <w:lang w:eastAsia="zh-CN"/>
         </w:rPr>
         <w:t>, 2025, 62(3): 1-16.</w:t>
+      </w:r>
+      <w:bookmarkEnd w:id="121"/>
+    </w:p>
+    <w:p>
+      <w:pPr>
+        <w:pStyle w:val="aff1"/>
+        <w:numPr>
+          <w:ilvl w:val="0"/>
+          <w:numId w:val="7"/>
+        </w:numPr>
+        <w:ind w:left="0" w:firstLine="0"/>
+        <w:rPr>
+          <w:lang w:eastAsia="zh-CN"/>
+        </w:rPr>
+      </w:pPr>
+      <w:bookmarkStart w:id="121" w:name="_Ref230087333"/>
+      <w:r>
+        <w:rPr>
+          <w:sz w:val="21"/>
+          <w:lang w:eastAsia="zh-CN"/>
+        </w:rPr>
+        <w:t>Silberstein N, Shoham O, Klein A. Combating ad fatigue via frequency-recency features in online advertising systems[C]. Proceedings of the 32nd ACM International Conference on Information and Knowledge Management (CIKM), 2023: 4822-4828.</w:t>
+      </w:r>
+      <w:r>
+        <w:rPr>
+          <w:sz w:val="21"/>
+          <w:lang w:eastAsia="zh-CN"/>
+        </w:rPr>
+      </w:r>
+      <w:r>
+        <w:rPr>
+          <w:sz w:val="21"/>
+          <w:lang w:eastAsia="zh-CN"/>
+        </w:rPr>
+      </w:r>
+      <w:r>
+        <w:rPr>
+          <w:sz w:val="21"/>
+          <w:lang w:eastAsia="zh-CN"/>
+        </w:rPr>
+      </w:r>
+      <w:r>
+        <w:rPr>
+          <w:sz w:val="21"/>
+          <w:lang w:eastAsia="zh-CN"/>
+        </w:rPr>
+      </w:r>
+      <w:r>
+        <w:rPr>
+          <w:sz w:val="21"/>
+          <w:lang w:eastAsia="zh-CN"/>
+        </w:rPr>
+      </w:r>
+      <w:r>
+        <w:rPr>
+          <w:sz w:val="21"/>
+          <w:lang w:eastAsia="zh-CN"/>
+        </w:rPr>
+      </w:r>
+      <w:r>
+        <w:rPr>
+          <w:sz w:val="21"/>
+          <w:lang w:eastAsia="zh-CN"/>
+        </w:rPr>
+      </w:r>
+      <w:r>
+        <w:rPr>
+          <w:sz w:val="21"/>
+          <w:lang w:eastAsia="zh-CN"/>
+        </w:rPr>
+      </w:r>
+      <w:r>
+        <w:rPr>
+          <w:sz w:val="21"/>
+          <w:lang w:eastAsia="zh-CN"/>
+        </w:rPr>
+      </w:r>
+      <w:r>
+        <w:rPr>
+          <w:sz w:val="21"/>
+          <w:lang w:eastAsia="zh-CN"/>
+        </w:rPr>
+      </w:r>
+      <w:r>
+        <w:rPr>
+          <w:sz w:val="21"/>
+          <w:lang w:eastAsia="zh-CN"/>
+        </w:rPr>
+      </w:r>
+      <w:bookmarkEnd w:id="121"/>
+    </w:p>
+    <w:p>
+      <w:pPr>
+        <w:pStyle w:val="aff1"/>
+        <w:numPr>
+          <w:ilvl w:val="0"/>
+          <w:numId w:val="7"/>
+        </w:numPr>
+        <w:ind w:left="0" w:firstLine="0"/>
+        <w:rPr>
+          <w:lang w:eastAsia="zh-CN"/>
+        </w:rPr>
+      </w:pPr>
+      <w:bookmarkStart w:id="121" w:name="_Ref230087333"/>
+      <w:r>
+        <w:rPr>
+          <w:sz w:val="21"/>
+          <w:lang w:eastAsia="zh-CN"/>
+        </w:rPr>
+        <w:t>Zhang Z, Zhang Q, Wu X, et al. User response modeling in reinforcement learning for ads allocation[C]. Companion Proceedings of the ACM Web Conference (WWW), 2024: 131-140.</w:t>
+      </w:r>
+      <w:r>
+        <w:rPr>
+          <w:sz w:val="21"/>
+          <w:lang w:eastAsia="zh-CN"/>
+        </w:rPr>
+      </w:r>
+      <w:r>
+        <w:rPr>
+          <w:sz w:val="21"/>
+          <w:lang w:eastAsia="zh-CN"/>
+        </w:rPr>
+      </w:r>
+      <w:r>
+        <w:rPr>
+          <w:sz w:val="21"/>
+          <w:lang w:eastAsia="zh-CN"/>
+        </w:rPr>
+      </w:r>
+      <w:r>
+        <w:rPr>
+          <w:sz w:val="21"/>
+          <w:lang w:eastAsia="zh-CN"/>
+        </w:rPr>
+      </w:r>
+      <w:r>
+        <w:rPr>
+          <w:sz w:val="21"/>
+          <w:lang w:eastAsia="zh-CN"/>
+        </w:rPr>
+      </w:r>
+      <w:r>
+        <w:rPr>
+          <w:sz w:val="21"/>
+          <w:lang w:eastAsia="zh-CN"/>
+        </w:rPr>
+      </w:r>
+      <w:r>
+        <w:rPr>
+          <w:sz w:val="21"/>
+          <w:lang w:eastAsia="zh-CN"/>
+        </w:rPr>
+      </w:r>
+      <w:r>
+        <w:rPr>
+          <w:sz w:val="21"/>
+          <w:lang w:eastAsia="zh-CN"/>
+        </w:rPr>
+      </w:r>
+      <w:r>
+        <w:rPr>
+          <w:sz w:val="21"/>
+          <w:lang w:eastAsia="zh-CN"/>
+        </w:rPr>
+      </w:r>
+      <w:r>
+        <w:rPr>
+          <w:sz w:val="21"/>
+          <w:lang w:eastAsia="zh-CN"/>
+        </w:rPr>
+      </w:r>
+      <w:r>
+        <w:rPr>
+          <w:sz w:val="21"/>
+          <w:lang w:eastAsia="zh-CN"/>
+        </w:rPr>
+      </w:r>
+      <w:bookmarkEnd w:id="121"/>
+    </w:p>
+    <w:p>
+      <w:pPr>
+        <w:pStyle w:val="aff1"/>
+        <w:numPr>
+          <w:ilvl w:val="0"/>
+          <w:numId w:val="7"/>
+        </w:numPr>
+        <w:ind w:left="0" w:firstLine="0"/>
+        <w:rPr>
+          <w:lang w:eastAsia="zh-CN"/>
+        </w:rPr>
+      </w:pPr>
+      <w:bookmarkStart w:id="121" w:name="_Ref230087333"/>
+      <w:r>
+        <w:rPr>
+          <w:sz w:val="21"/>
+          <w:lang w:eastAsia="zh-CN"/>
+        </w:rPr>
+        <w:t>Wu L, Zheng Z, Qiu Z, et al. A survey on large language models for recommendation[J]. World Wide Web, 2024, 27(5).</w:t>
+      </w:r>
+      <w:r>
+        <w:rPr>
+          <w:sz w:val="21"/>
+          <w:lang w:eastAsia="zh-CN"/>
+        </w:rPr>
+      </w:r>
+      <w:r>
+        <w:rPr>
+          <w:sz w:val="21"/>
+          <w:lang w:eastAsia="zh-CN"/>
+        </w:rPr>
+      </w:r>
+      <w:r>
+        <w:rPr>
+          <w:sz w:val="21"/>
+          <w:lang w:eastAsia="zh-CN"/>
+        </w:rPr>
+      </w:r>
+      <w:r>
+        <w:rPr>
+          <w:sz w:val="21"/>
+          <w:lang w:eastAsia="zh-CN"/>
+        </w:rPr>
+      </w:r>
+      <w:r>
+        <w:rPr>
+          <w:sz w:val="21"/>
+          <w:lang w:eastAsia="zh-CN"/>
+        </w:rPr>
+      </w:r>
+      <w:r>
+        <w:rPr>
+          <w:sz w:val="21"/>
+          <w:lang w:eastAsia="zh-CN"/>
+        </w:rPr>
+      </w:r>
+      <w:r>
+        <w:rPr>
+          <w:sz w:val="21"/>
+          <w:lang w:eastAsia="zh-CN"/>
+        </w:rPr>
+      </w:r>
+      <w:r>
+        <w:rPr>
+          <w:sz w:val="21"/>
+          <w:lang w:eastAsia="zh-CN"/>
+        </w:rPr>
+      </w:r>
+      <w:r>
+        <w:rPr>
+          <w:sz w:val="21"/>
+          <w:lang w:eastAsia="zh-CN"/>
+        </w:rPr>
+      </w:r>
+      <w:r>
+        <w:rPr>
+          <w:sz w:val="21"/>
+          <w:lang w:eastAsia="zh-CN"/>
+        </w:rPr>
+      </w:r>
+      <w:r>
+        <w:rPr>
+          <w:sz w:val="21"/>
+          <w:lang w:eastAsia="zh-CN"/>
+        </w:rPr>
+      </w:r>
+      <w:bookmarkEnd w:id="121"/>
+    </w:p>
+    <w:p>
+      <w:pPr>
+        <w:pStyle w:val="aff1"/>
+        <w:numPr>
+          <w:ilvl w:val="0"/>
+          <w:numId w:val="7"/>
+        </w:numPr>
+        <w:ind w:left="0" w:firstLine="0"/>
+        <w:rPr>
+          <w:lang w:eastAsia="zh-CN"/>
+        </w:rPr>
+      </w:pPr>
+      <w:bookmarkStart w:id="121" w:name="_Ref230087333"/>
+      <w:r>
+        <w:rPr>
+          <w:sz w:val="21"/>
+          <w:lang w:eastAsia="zh-CN"/>
+        </w:rPr>
+        <w:t>Xu W, Liu S, Chen Z, et al. ROI constrained optimal online allocation in sponsored search[J]. Scientific Reports, 2024, 14(1).</w:t>
+      </w:r>
+      <w:r>
+        <w:rPr>
+          <w:sz w:val="21"/>
+          <w:lang w:eastAsia="zh-CN"/>
+        </w:rPr>
+      </w:r>
+      <w:r>
+        <w:rPr>
+          <w:sz w:val="21"/>
+          <w:lang w:eastAsia="zh-CN"/>
+        </w:rPr>
+      </w:r>
+      <w:r>
+        <w:rPr>
+          <w:sz w:val="21"/>
+          <w:lang w:eastAsia="zh-CN"/>
+        </w:rPr>
+      </w:r>
+      <w:r>
+        <w:rPr>
+          <w:sz w:val="21"/>
+          <w:lang w:eastAsia="zh-CN"/>
+        </w:rPr>
+      </w:r>
+      <w:r>
+        <w:rPr>
+          <w:sz w:val="21"/>
+          <w:lang w:eastAsia="zh-CN"/>
+        </w:rPr>
+      </w:r>
+      <w:r>
+        <w:rPr>
+          <w:sz w:val="21"/>
+          <w:lang w:eastAsia="zh-CN"/>
+        </w:rPr>
+      </w:r>
+      <w:r>
+        <w:rPr>
+          <w:sz w:val="21"/>
+          <w:lang w:eastAsia="zh-CN"/>
+        </w:rPr>
+      </w:r>
+      <w:r>
+        <w:rPr>
+          <w:sz w:val="21"/>
+          <w:lang w:eastAsia="zh-CN"/>
+        </w:rPr>
+      </w:r>
+      <w:r>
+        <w:rPr>
+          <w:sz w:val="21"/>
+          <w:lang w:eastAsia="zh-CN"/>
+        </w:rPr>
+      </w:r>
+      <w:r>
+        <w:rPr>
+          <w:sz w:val="21"/>
+          <w:lang w:eastAsia="zh-CN"/>
+        </w:rPr>
+      </w:r>
+      <w:r>
+        <w:rPr>
+          <w:sz w:val="21"/>
+          <w:lang w:eastAsia="zh-CN"/>
+        </w:rPr>
+      </w:r>
+      <w:bookmarkEnd w:id="121"/>
+    </w:p>
+    <w:p>
+      <w:pPr>
+        <w:pStyle w:val="aff1"/>
+        <w:numPr>
+          <w:ilvl w:val="0"/>
+          <w:numId w:val="7"/>
+        </w:numPr>
+        <w:ind w:left="0" w:firstLine="0"/>
+        <w:rPr>
+          <w:lang w:eastAsia="zh-CN"/>
+        </w:rPr>
+      </w:pPr>
+      <w:bookmarkStart w:id="121" w:name="_Ref230087333"/>
+      <w:r>
+        <w:rPr>
+          <w:sz w:val="21"/>
+          <w:lang w:eastAsia="zh-CN"/>
+        </w:rPr>
+        <w:t>Yoon J H, Jang B. Evolution of deep learning-based sequential recommender systems: from current trends to new perspectives[J]. IEEE Access, 2023, 11: 54265-54279.</w:t>
+      </w:r>
+      <w:r>
+        <w:rPr>
+          <w:sz w:val="21"/>
+          <w:lang w:eastAsia="zh-CN"/>
+        </w:rPr>
+      </w:r>
+      <w:r>
+        <w:rPr>
+          <w:sz w:val="21"/>
+          <w:lang w:eastAsia="zh-CN"/>
+        </w:rPr>
+      </w:r>
+      <w:r>
+        <w:rPr>
+          <w:sz w:val="21"/>
+          <w:lang w:eastAsia="zh-CN"/>
+        </w:rPr>
+      </w:r>
+      <w:r>
+        <w:rPr>
+          <w:sz w:val="21"/>
+          <w:lang w:eastAsia="zh-CN"/>
+        </w:rPr>
+      </w:r>
+      <w:r>
+        <w:rPr>
+          <w:sz w:val="21"/>
+          <w:lang w:eastAsia="zh-CN"/>
+        </w:rPr>
+      </w:r>
+      <w:r>
+        <w:rPr>
+          <w:sz w:val="21"/>
+          <w:lang w:eastAsia="zh-CN"/>
+        </w:rPr>
+      </w:r>
+      <w:r>
+        <w:rPr>
+          <w:sz w:val="21"/>
+          <w:lang w:eastAsia="zh-CN"/>
+        </w:rPr>
+      </w:r>
+      <w:r>
+        <w:rPr>
+          <w:sz w:val="21"/>
+          <w:lang w:eastAsia="zh-CN"/>
+        </w:rPr>
+      </w:r>
+      <w:r>
+        <w:rPr>
+          <w:sz w:val="21"/>
+          <w:lang w:eastAsia="zh-CN"/>
+        </w:rPr>
+      </w:r>
+      <w:r>
+        <w:rPr>
+          <w:sz w:val="21"/>
+          <w:lang w:eastAsia="zh-CN"/>
+        </w:rPr>
+      </w:r>
+      <w:r>
+        <w:rPr>
+          <w:sz w:val="21"/>
+          <w:lang w:eastAsia="zh-CN"/>
+        </w:rPr>
       </w:r>
       <w:bookmarkEnd w:id="121"/>
     </w:p>
